--- a/output.docx
+++ b/output.docx
@@ -23887,6 +23887,7 @@
     <w:p>
       <w:pPr>
         <w:pStyle w:val="Heading4"/>
+        <w:ind w:left="0" w:firstLine="0"/>
       </w:pPr>
       <w:bookmarkStart w:id="70" w:name="sso-solution---keycloak"/>
       <w:r>
@@ -31881,7 +31882,7 @@
       <w:pPr>
         <w:numPr>
           <w:ilvl w:val="0"/>
-          <w:numId w:val="55"/>
+          <w:numId w:val="59"/>
         </w:numPr>
       </w:pPr>
       <w:r>
@@ -31892,7 +31893,7 @@
       <w:pPr>
         <w:numPr>
           <w:ilvl w:val="0"/>
-          <w:numId w:val="55"/>
+          <w:numId w:val="59"/>
         </w:numPr>
       </w:pPr>
       <w:r>
@@ -31903,7 +31904,7 @@
       <w:pPr>
         <w:numPr>
           <w:ilvl w:val="0"/>
-          <w:numId w:val="55"/>
+          <w:numId w:val="59"/>
         </w:numPr>
       </w:pPr>
       <w:r>
@@ -31915,7 +31916,7 @@
       <w:pPr>
         <w:numPr>
           <w:ilvl w:val="0"/>
-          <w:numId w:val="55"/>
+          <w:numId w:val="59"/>
         </w:numPr>
       </w:pPr>
       <w:r>
@@ -31926,7 +31927,7 @@
       <w:pPr>
         <w:numPr>
           <w:ilvl w:val="0"/>
-          <w:numId w:val="55"/>
+          <w:numId w:val="59"/>
         </w:numPr>
       </w:pPr>
       <w:r>
@@ -31937,7 +31938,7 @@
       <w:pPr>
         <w:numPr>
           <w:ilvl w:val="0"/>
-          <w:numId w:val="55"/>
+          <w:numId w:val="59"/>
         </w:numPr>
       </w:pPr>
       <w:r>
@@ -31957,7 +31958,7 @@
       <w:pPr>
         <w:numPr>
           <w:ilvl w:val="0"/>
-          <w:numId w:val="56"/>
+          <w:numId w:val="59"/>
         </w:numPr>
       </w:pPr>
       <w:r>
@@ -31968,7 +31969,7 @@
       <w:pPr>
         <w:numPr>
           <w:ilvl w:val="0"/>
-          <w:numId w:val="56"/>
+          <w:numId w:val="59"/>
         </w:numPr>
       </w:pPr>
       <w:r>
@@ -31979,7 +31980,7 @@
       <w:pPr>
         <w:numPr>
           <w:ilvl w:val="0"/>
-          <w:numId w:val="56"/>
+          <w:numId w:val="59"/>
         </w:numPr>
       </w:pPr>
       <w:r>
@@ -31990,7 +31991,7 @@
       <w:pPr>
         <w:numPr>
           <w:ilvl w:val="0"/>
-          <w:numId w:val="56"/>
+          <w:numId w:val="59"/>
         </w:numPr>
       </w:pPr>
       <w:r>
@@ -32001,7 +32002,7 @@
       <w:pPr>
         <w:numPr>
           <w:ilvl w:val="0"/>
-          <w:numId w:val="56"/>
+          <w:numId w:val="59"/>
         </w:numPr>
       </w:pPr>
       <w:r>
@@ -32012,7 +32013,7 @@
       <w:pPr>
         <w:numPr>
           <w:ilvl w:val="0"/>
-          <w:numId w:val="56"/>
+          <w:numId w:val="59"/>
         </w:numPr>
       </w:pPr>
       <w:r>
@@ -32023,7 +32024,7 @@
       <w:pPr>
         <w:numPr>
           <w:ilvl w:val="0"/>
-          <w:numId w:val="56"/>
+          <w:numId w:val="59"/>
         </w:numPr>
       </w:pPr>
       <w:r>
@@ -32034,7 +32035,7 @@
       <w:pPr>
         <w:numPr>
           <w:ilvl w:val="0"/>
-          <w:numId w:val="56"/>
+          <w:numId w:val="59"/>
         </w:numPr>
       </w:pPr>
       <w:r>
@@ -32054,7 +32055,7 @@
       <w:pPr>
         <w:numPr>
           <w:ilvl w:val="0"/>
-          <w:numId w:val="57"/>
+          <w:numId w:val="59"/>
         </w:numPr>
       </w:pPr>
       <w:r>
@@ -32065,7 +32066,7 @@
       <w:pPr>
         <w:numPr>
           <w:ilvl w:val="0"/>
-          <w:numId w:val="57"/>
+          <w:numId w:val="59"/>
         </w:numPr>
       </w:pPr>
       <w:r>
@@ -32076,7 +32077,7 @@
       <w:pPr>
         <w:numPr>
           <w:ilvl w:val="0"/>
-          <w:numId w:val="57"/>
+          <w:numId w:val="59"/>
         </w:numPr>
       </w:pPr>
       <w:r>
@@ -32087,7 +32088,7 @@
       <w:pPr>
         <w:numPr>
           <w:ilvl w:val="0"/>
-          <w:numId w:val="57"/>
+          <w:numId w:val="59"/>
         </w:numPr>
       </w:pPr>
       <w:r>
@@ -32098,7 +32099,7 @@
       <w:pPr>
         <w:numPr>
           <w:ilvl w:val="0"/>
-          <w:numId w:val="57"/>
+          <w:numId w:val="59"/>
         </w:numPr>
       </w:pPr>
       <w:r>
@@ -32109,7 +32110,7 @@
       <w:pPr>
         <w:numPr>
           <w:ilvl w:val="0"/>
-          <w:numId w:val="57"/>
+          <w:numId w:val="59"/>
         </w:numPr>
       </w:pPr>
       <w:r>
@@ -32215,7 +32216,7 @@
           </w:tcPr>
           <w:p>
             <w:r>
-              <w:t>Integration Lead</w:t>
+              <w:t>System Architect</w:t>
             </w:r>
           </w:p>
         </w:tc>
@@ -32225,7 +32226,7 @@
           </w:tcPr>
           <w:p>
             <w:r>
-              <w:t>TBD</w:t>
+              <w:t>Indranil Majumder</w:t>
             </w:r>
           </w:p>
         </w:tc>
@@ -32235,7 +32236,7 @@
           </w:tcPr>
           <w:p>
             <w:r>
-              <w:t>integration@adports.ae</w:t>
+              <w:t>indranil.majumder@adports.ae</w:t>
             </w:r>
           </w:p>
         </w:tc>
@@ -32267,7 +32268,7 @@
           </w:tcPr>
           <w:p>
             <w:r>
-              <w:t>Support Team</w:t>
+              <w:t>Linoy Pappachan Malakkaran</w:t>
             </w:r>
           </w:p>
         </w:tc>
@@ -32277,7 +32278,10 @@
           </w:tcPr>
           <w:p>
             <w:r>
-              <w:t>support@adports.ae</w:t>
+              <w:t>malakkaran.pappachan</w:t>
+            </w:r>
+            <w:r>
+              <w:t>@adports.ae</w:t>
             </w:r>
           </w:p>
         </w:tc>
@@ -32299,6 +32303,7 @@
           </w:tcPr>
           <w:p>
             <w:r>
+              <w:lastRenderedPageBreak/>
               <w:t>Project Manager</w:t>
             </w:r>
           </w:p>
@@ -32309,7 +32314,8 @@
           </w:tcPr>
           <w:p>
             <w:r>
-              <w:t>TBD</w:t>
+              <w:br/>
+              <w:t>Diana Milkova Omassi</w:t>
             </w:r>
           </w:p>
         </w:tc>
@@ -32319,7 +32325,7 @@
           </w:tcPr>
           <w:p>
             <w:r>
-              <w:t>pm@adports.ae</w:t>
+              <w:t>dianamilkova.omassi@adports.ae</w:t>
             </w:r>
           </w:p>
         </w:tc>
@@ -32339,6 +32345,34 @@
       <w:pPr>
         <w:pStyle w:val="BodyText"/>
       </w:pPr>
+      <w:r>
+        <w:rPr>
+          <w:b/>
+          <w:bCs/>
+        </w:rPr>
+        <w:br/>
+      </w:r>
+      <w:r>
+        <w:rPr>
+          <w:b/>
+          <w:bCs/>
+        </w:rPr>
+        <w:br/>
+      </w:r>
+      <w:r>
+        <w:rPr>
+          <w:b/>
+          <w:bCs/>
+        </w:rPr>
+        <w:br/>
+      </w:r>
+      <w:r>
+        <w:rPr>
+          <w:b/>
+          <w:bCs/>
+        </w:rPr>
+        <w:br/>
+      </w:r>
       <w:r>
         <w:rPr>
           <w:b/>
@@ -32437,21 +32471,13 @@
           <w:tcPr>
             <w:tcW w:w="2132" w:type="dxa"/>
           </w:tcPr>
-          <w:p>
-            <w:r>
-              <w:t>integration@arccla.ao</w:t>
-            </w:r>
-          </w:p>
+          <w:p/>
         </w:tc>
         <w:tc>
           <w:tcPr>
             <w:tcW w:w="2132" w:type="dxa"/>
           </w:tcPr>
-          <w:p>
-            <w:r>
-              <w:t>+244-xxx-xxx-xxx</w:t>
-            </w:r>
-          </w:p>
+          <w:p/>
         </w:tc>
       </w:tr>
       <w:tr>
@@ -32461,7 +32487,6 @@
           </w:tcPr>
           <w:p>
             <w:r>
-              <w:lastRenderedPageBreak/>
               <w:t>Technical Support</w:t>
             </w:r>
           </w:p>
@@ -32480,21 +32505,13 @@
           <w:tcPr>
             <w:tcW w:w="2132" w:type="dxa"/>
           </w:tcPr>
-          <w:p>
-            <w:r>
-              <w:t>support@arccla.ao</w:t>
-            </w:r>
-          </w:p>
+          <w:p/>
         </w:tc>
         <w:tc>
           <w:tcPr>
             <w:tcW w:w="2132" w:type="dxa"/>
           </w:tcPr>
-          <w:p>
-            <w:r>
-              <w:t>+244-xxx-xxx-xxx</w:t>
-            </w:r>
-          </w:p>
+          <w:p/>
         </w:tc>
       </w:tr>
       <w:tr>
@@ -32522,21 +32539,13 @@
           <w:tcPr>
             <w:tcW w:w="2132" w:type="dxa"/>
           </w:tcPr>
-          <w:p>
-            <w:r>
-              <w:t>pm@arccla.ao</w:t>
-            </w:r>
-          </w:p>
+          <w:p/>
         </w:tc>
         <w:tc>
           <w:tcPr>
             <w:tcW w:w="2132" w:type="dxa"/>
           </w:tcPr>
-          <w:p>
-            <w:r>
-              <w:t>+244-xxx-xxx-xxx</w:t>
-            </w:r>
-          </w:p>
+          <w:p/>
         </w:tc>
       </w:tr>
     </w:tbl>
@@ -32918,6 +32927,7 @@
           </w:tcPr>
           <w:p>
             <w:r>
+              <w:lastRenderedPageBreak/>
               <w:t>SOA</w:t>
             </w:r>
           </w:p>
@@ -33062,7 +33072,7 @@
         <w:tblLook w:val="0020" w:firstRow="1" w:lastRow="0" w:firstColumn="0" w:lastColumn="0" w:noHBand="0" w:noVBand="0"/>
       </w:tblPr>
       <w:tblGrid>
-        <w:gridCol w:w="1793"/>
+        <w:gridCol w:w="1590"/>
         <w:gridCol w:w="4048"/>
       </w:tblGrid>
       <w:tr>
@@ -33244,71 +33254,7 @@
           </w:p>
         </w:tc>
       </w:tr>
-      <w:tr>
-        <w:tc>
-          <w:tcPr>
-            <w:tcW w:w="0" w:type="auto"/>
-          </w:tcPr>
-          <w:p>
-            <w:r>
-              <w:t>Review Cycle</w:t>
-            </w:r>
-          </w:p>
-        </w:tc>
-        <w:tc>
-          <w:tcPr>
-            <w:tcW w:w="0" w:type="auto"/>
-          </w:tcPr>
-          <w:p>
-            <w:r>
-              <w:t>Quarterly</w:t>
-            </w:r>
-          </w:p>
-        </w:tc>
-      </w:tr>
-      <w:tr>
-        <w:tc>
-          <w:tcPr>
-            <w:tcW w:w="0" w:type="auto"/>
-          </w:tcPr>
-          <w:p>
-            <w:r>
-              <w:t>Next Review Date</w:t>
-            </w:r>
-          </w:p>
-        </w:tc>
-        <w:tc>
-          <w:tcPr>
-            <w:tcW w:w="0" w:type="auto"/>
-          </w:tcPr>
-          <w:p>
-            <w:r>
-              <w:t>February 14, 2026</w:t>
-            </w:r>
-          </w:p>
-        </w:tc>
-      </w:tr>
     </w:tbl>
-    <w:p>
-      <w:pPr>
-        <w:pStyle w:val="BodyText"/>
-      </w:pPr>
-      <w:r>
-        <w:rPr>
-          <w:b/>
-          <w:bCs/>
-        </w:rPr>
-        <w:t>Abu Dhabi Ports Contact Information</w:t>
-      </w:r>
-    </w:p>
-    <w:p>
-      <w:pPr>
-        <w:pStyle w:val="BodyText"/>
-      </w:pPr>
-      <w:r>
-        <w:t>Abu Dhabi, UAE P.O. BOX 54477 Tel: +971 2 508 5555 Email: info@adports.ae Website: www.adports.ae</w:t>
-      </w:r>
-    </w:p>
     <w:p>
       <w:r>
         <w:pict w14:anchorId="36AC7644">
@@ -34532,6 +34478,119 @@
     </w:lvl>
   </w:abstractNum>
   <w:abstractNum w:abstractNumId="8" w15:restartNumberingAfterBreak="0">
+    <w:nsid w:val="4C577409"/>
+    <w:multiLevelType w:val="hybridMultilevel"/>
+    <w:tmpl w:val="BE904F48"/>
+    <w:lvl w:ilvl="0" w:tplc="04090001">
+      <w:start w:val="1"/>
+      <w:numFmt w:val="bullet"/>
+      <w:lvlText w:val=""/>
+      <w:lvlJc w:val="left"/>
+      <w:pPr>
+        <w:ind w:left="720" w:hanging="360"/>
+      </w:pPr>
+      <w:rPr>
+        <w:rFonts w:ascii="Symbol" w:hAnsi="Symbol" w:hint="default"/>
+      </w:rPr>
+    </w:lvl>
+    <w:lvl w:ilvl="1" w:tplc="04090003" w:tentative="1">
+      <w:start w:val="1"/>
+      <w:numFmt w:val="bullet"/>
+      <w:lvlText w:val="o"/>
+      <w:lvlJc w:val="left"/>
+      <w:pPr>
+        <w:ind w:left="1440" w:hanging="360"/>
+      </w:pPr>
+      <w:rPr>
+        <w:rFonts w:ascii="Courier New" w:hAnsi="Courier New" w:cs="Courier New" w:hint="default"/>
+      </w:rPr>
+    </w:lvl>
+    <w:lvl w:ilvl="2" w:tplc="04090005" w:tentative="1">
+      <w:start w:val="1"/>
+      <w:numFmt w:val="bullet"/>
+      <w:lvlText w:val=""/>
+      <w:lvlJc w:val="left"/>
+      <w:pPr>
+        <w:ind w:left="2160" w:hanging="360"/>
+      </w:pPr>
+      <w:rPr>
+        <w:rFonts w:ascii="Wingdings" w:hAnsi="Wingdings" w:hint="default"/>
+      </w:rPr>
+    </w:lvl>
+    <w:lvl w:ilvl="3" w:tplc="04090001" w:tentative="1">
+      <w:start w:val="1"/>
+      <w:numFmt w:val="bullet"/>
+      <w:lvlText w:val=""/>
+      <w:lvlJc w:val="left"/>
+      <w:pPr>
+        <w:ind w:left="2880" w:hanging="360"/>
+      </w:pPr>
+      <w:rPr>
+        <w:rFonts w:ascii="Symbol" w:hAnsi="Symbol" w:hint="default"/>
+      </w:rPr>
+    </w:lvl>
+    <w:lvl w:ilvl="4" w:tplc="04090003" w:tentative="1">
+      <w:start w:val="1"/>
+      <w:numFmt w:val="bullet"/>
+      <w:lvlText w:val="o"/>
+      <w:lvlJc w:val="left"/>
+      <w:pPr>
+        <w:ind w:left="3600" w:hanging="360"/>
+      </w:pPr>
+      <w:rPr>
+        <w:rFonts w:ascii="Courier New" w:hAnsi="Courier New" w:cs="Courier New" w:hint="default"/>
+      </w:rPr>
+    </w:lvl>
+    <w:lvl w:ilvl="5" w:tplc="04090005" w:tentative="1">
+      <w:start w:val="1"/>
+      <w:numFmt w:val="bullet"/>
+      <w:lvlText w:val=""/>
+      <w:lvlJc w:val="left"/>
+      <w:pPr>
+        <w:ind w:left="4320" w:hanging="360"/>
+      </w:pPr>
+      <w:rPr>
+        <w:rFonts w:ascii="Wingdings" w:hAnsi="Wingdings" w:hint="default"/>
+      </w:rPr>
+    </w:lvl>
+    <w:lvl w:ilvl="6" w:tplc="04090001" w:tentative="1">
+      <w:start w:val="1"/>
+      <w:numFmt w:val="bullet"/>
+      <w:lvlText w:val=""/>
+      <w:lvlJc w:val="left"/>
+      <w:pPr>
+        <w:ind w:left="5040" w:hanging="360"/>
+      </w:pPr>
+      <w:rPr>
+        <w:rFonts w:ascii="Symbol" w:hAnsi="Symbol" w:hint="default"/>
+      </w:rPr>
+    </w:lvl>
+    <w:lvl w:ilvl="7" w:tplc="04090003" w:tentative="1">
+      <w:start w:val="1"/>
+      <w:numFmt w:val="bullet"/>
+      <w:lvlText w:val="o"/>
+      <w:lvlJc w:val="left"/>
+      <w:pPr>
+        <w:ind w:left="5760" w:hanging="360"/>
+      </w:pPr>
+      <w:rPr>
+        <w:rFonts w:ascii="Courier New" w:hAnsi="Courier New" w:cs="Courier New" w:hint="default"/>
+      </w:rPr>
+    </w:lvl>
+    <w:lvl w:ilvl="8" w:tplc="04090005" w:tentative="1">
+      <w:start w:val="1"/>
+      <w:numFmt w:val="bullet"/>
+      <w:lvlText w:val=""/>
+      <w:lvlJc w:val="left"/>
+      <w:pPr>
+        <w:ind w:left="6480" w:hanging="360"/>
+      </w:pPr>
+      <w:rPr>
+        <w:rFonts w:ascii="Wingdings" w:hAnsi="Wingdings" w:hint="default"/>
+      </w:rPr>
+    </w:lvl>
+  </w:abstractNum>
+  <w:abstractNum w:abstractNumId="9" w15:restartNumberingAfterBreak="0">
     <w:nsid w:val="58D66367"/>
     <w:multiLevelType w:val="multilevel"/>
     <w:tmpl w:val="83443E6A"/>
@@ -34659,7 +34718,7 @@
       </w:rPr>
     </w:lvl>
   </w:abstractNum>
-  <w:abstractNum w:abstractNumId="9" w15:restartNumberingAfterBreak="0">
+  <w:abstractNum w:abstractNumId="10" w15:restartNumberingAfterBreak="0">
     <w:nsid w:val="6A656D5E"/>
     <w:multiLevelType w:val="multilevel"/>
     <w:tmpl w:val="6A656D5E"/>
@@ -34776,7 +34835,7 @@
       </w:pPr>
     </w:lvl>
   </w:abstractNum>
-  <w:abstractNum w:abstractNumId="10" w15:restartNumberingAfterBreak="0">
+  <w:abstractNum w:abstractNumId="11" w15:restartNumberingAfterBreak="0">
     <w:nsid w:val="6D9D69AC"/>
     <w:multiLevelType w:val="multilevel"/>
     <w:tmpl w:val="9C281240"/>
@@ -34857,7 +34916,7 @@
       </w:pPr>
     </w:lvl>
   </w:abstractNum>
-  <w:abstractNum w:abstractNumId="11" w15:restartNumberingAfterBreak="0">
+  <w:abstractNum w:abstractNumId="12" w15:restartNumberingAfterBreak="0">
     <w:nsid w:val="6EA20978"/>
     <w:multiLevelType w:val="hybridMultilevel"/>
     <w:tmpl w:val="D30E5C84"/>
@@ -34945,19 +35004,19 @@
     </w:lvl>
   </w:abstractNum>
   <w:num w:numId="1" w16cid:durableId="249315875">
-    <w:abstractNumId w:val="11"/>
+    <w:abstractNumId w:val="12"/>
   </w:num>
   <w:num w:numId="2" w16cid:durableId="1729764084">
     <w:abstractNumId w:val="4"/>
   </w:num>
   <w:num w:numId="3" w16cid:durableId="272783731">
-    <w:abstractNumId w:val="8"/>
+    <w:abstractNumId w:val="9"/>
   </w:num>
   <w:num w:numId="4" w16cid:durableId="1676222199">
     <w:abstractNumId w:val="5"/>
   </w:num>
   <w:num w:numId="5" w16cid:durableId="1556626299">
-    <w:abstractNumId w:val="9"/>
+    <w:abstractNumId w:val="10"/>
   </w:num>
   <w:num w:numId="6" w16cid:durableId="1189640492">
     <w:abstractNumId w:val="0"/>
@@ -35350,7 +35409,7 @@
     <w:abstractNumId w:val="1"/>
   </w:num>
   <w:num w:numId="55" w16cid:durableId="656619178">
-    <w:abstractNumId w:val="10"/>
+    <w:abstractNumId w:val="11"/>
   </w:num>
   <w:num w:numId="56" w16cid:durableId="2033068172">
     <w:abstractNumId w:val="6"/>
@@ -35360,6 +35419,9 @@
   </w:num>
   <w:num w:numId="58" w16cid:durableId="597906417">
     <w:abstractNumId w:val="3"/>
+  </w:num>
+  <w:num w:numId="59" w16cid:durableId="771977542">
+    <w:abstractNumId w:val="8"/>
   </w:num>
   <w:numIdMacAtCleanup w:val="54"/>
 </w:numbering>
